--- a/инструкции/Excel data replacing README.docx
+++ b/инструкции/Excel data replacing README.docx
@@ -5843,6 +5843,1139 @@
     </w:p>
     <w:p>
       <w:pPr>
+        <w:pStyle w:val="a7"/>
+        <w:numPr>
+          <w:ilvl w:val="0"/>
+          <w:numId w:val="5"/>
+        </w:numPr>
+        <w:jc w:val="center"/>
+        <w:rPr>
+          <w:rFonts w:ascii="Times New Roman" w:hAnsi="Times New Roman" w:cs="Times New Roman"/>
+          <w:b/>
+          <w:bCs/>
+          <w:sz w:val="28"/>
+          <w:szCs w:val="28"/>
+          <w:lang w:val="en-US"/>
+        </w:rPr>
+      </w:pPr>
+      <w:r>
+        <w:rPr>
+          <w:rFonts w:ascii="Times New Roman" w:hAnsi="Times New Roman" w:cs="Times New Roman"/>
+          <w:sz w:val="28"/>
+          <w:szCs w:val="28"/>
+        </w:rPr>
+        <w:br w:type="page"/>
+      </w:r>
+      <w:r>
+        <w:rPr>
+          <w:rFonts w:ascii="Times New Roman" w:hAnsi="Times New Roman" w:cs="Times New Roman"/>
+          <w:b/>
+          <w:bCs/>
+          <w:sz w:val="32"/>
+          <w:szCs w:val="32"/>
+        </w:rPr>
+        <w:lastRenderedPageBreak/>
+        <w:t>Запись в Сальдо</w:t>
+      </w:r>
+    </w:p>
+    <w:p>
+      <w:pPr>
+        <w:rPr>
+          <w:rFonts w:ascii="Times New Roman" w:hAnsi="Times New Roman" w:cs="Times New Roman"/>
+          <w:b/>
+          <w:bCs/>
+          <w:sz w:val="28"/>
+          <w:szCs w:val="28"/>
+        </w:rPr>
+      </w:pPr>
+    </w:p>
+    <w:p>
+      <w:pPr>
+        <w:rPr>
+          <w:rFonts w:ascii="Times New Roman" w:hAnsi="Times New Roman" w:cs="Times New Roman"/>
+          <w:sz w:val="28"/>
+          <w:szCs w:val="28"/>
+        </w:rPr>
+      </w:pPr>
+      <w:r>
+        <w:rPr>
+          <w:rFonts w:ascii="Times New Roman" w:hAnsi="Times New Roman" w:cs="Times New Roman"/>
+          <w:sz w:val="28"/>
+          <w:szCs w:val="28"/>
+        </w:rPr>
+        <w:t>Поиск данных в склад и производство идёт по ключевым словам таблиц:</w:t>
+      </w:r>
+    </w:p>
+    <w:p>
+      <w:pPr>
+        <w:rPr>
+          <w:rFonts w:ascii="Times New Roman" w:hAnsi="Times New Roman" w:cs="Times New Roman"/>
+          <w:b/>
+          <w:bCs/>
+          <w:sz w:val="28"/>
+          <w:szCs w:val="28"/>
+        </w:rPr>
+      </w:pPr>
+      <w:r>
+        <w:rPr>
+          <w:rFonts w:ascii="Times New Roman" w:hAnsi="Times New Roman" w:cs="Times New Roman"/>
+          <w:b/>
+          <w:bCs/>
+          <w:sz w:val="28"/>
+          <w:szCs w:val="28"/>
+          <w:lang w:val="en-US"/>
+        </w:rPr>
+        <w:t>start</w:t>
+      </w:r>
+      <w:r>
+        <w:rPr>
+          <w:rFonts w:ascii="Times New Roman" w:hAnsi="Times New Roman" w:cs="Times New Roman"/>
+          <w:b/>
+          <w:bCs/>
+          <w:sz w:val="28"/>
+          <w:szCs w:val="28"/>
+        </w:rPr>
+        <w:t>_</w:t>
+      </w:r>
+      <w:r>
+        <w:rPr>
+          <w:rFonts w:ascii="Times New Roman" w:hAnsi="Times New Roman" w:cs="Times New Roman"/>
+          <w:b/>
+          <w:bCs/>
+          <w:sz w:val="28"/>
+          <w:szCs w:val="28"/>
+          <w:lang w:val="en-US"/>
+        </w:rPr>
+        <w:t>target</w:t>
+      </w:r>
+      <w:r>
+        <w:rPr>
+          <w:rFonts w:ascii="Times New Roman" w:hAnsi="Times New Roman" w:cs="Times New Roman"/>
+          <w:b/>
+          <w:bCs/>
+          <w:sz w:val="28"/>
+          <w:szCs w:val="28"/>
+        </w:rPr>
+        <w:t>_</w:t>
+      </w:r>
+      <w:r>
+        <w:rPr>
+          <w:rFonts w:ascii="Times New Roman" w:hAnsi="Times New Roman" w:cs="Times New Roman"/>
+          <w:b/>
+          <w:bCs/>
+          <w:sz w:val="28"/>
+          <w:szCs w:val="28"/>
+          <w:lang w:val="en-US"/>
+        </w:rPr>
+        <w:t>name</w:t>
+      </w:r>
+      <w:r>
+        <w:rPr>
+          <w:rFonts w:ascii="Times New Roman" w:hAnsi="Times New Roman" w:cs="Times New Roman"/>
+          <w:b/>
+          <w:bCs/>
+          <w:sz w:val="28"/>
+          <w:szCs w:val="28"/>
+        </w:rPr>
+        <w:t xml:space="preserve">='Склад готовой продукции', </w:t>
+      </w:r>
+    </w:p>
+    <w:p>
+      <w:pPr>
+        <w:rPr>
+          <w:rFonts w:ascii="Times New Roman" w:hAnsi="Times New Roman" w:cs="Times New Roman"/>
+          <w:b/>
+          <w:bCs/>
+          <w:sz w:val="28"/>
+          <w:szCs w:val="28"/>
+        </w:rPr>
+      </w:pPr>
+      <w:proofErr w:type="spellStart"/>
+      <w:r>
+        <w:rPr>
+          <w:rFonts w:ascii="Times New Roman" w:hAnsi="Times New Roman" w:cs="Times New Roman"/>
+          <w:b/>
+          <w:bCs/>
+          <w:sz w:val="28"/>
+          <w:szCs w:val="28"/>
+          <w:lang w:val="en-US"/>
+        </w:rPr>
+        <w:t>finish_target_name</w:t>
+      </w:r>
+      <w:proofErr w:type="spellEnd"/>
+      <w:r>
+        <w:rPr>
+          <w:rFonts w:ascii="Times New Roman" w:hAnsi="Times New Roman" w:cs="Times New Roman"/>
+          <w:b/>
+          <w:bCs/>
+          <w:sz w:val="28"/>
+          <w:szCs w:val="28"/>
+          <w:lang w:val="en-US"/>
+        </w:rPr>
+        <w:t>='</w:t>
+      </w:r>
+      <w:r>
+        <w:rPr>
+          <w:rFonts w:ascii="Times New Roman" w:hAnsi="Times New Roman" w:cs="Times New Roman"/>
+          <w:b/>
+          <w:bCs/>
+          <w:sz w:val="28"/>
+          <w:szCs w:val="28"/>
+        </w:rPr>
+        <w:t>ИТОГО</w:t>
+      </w:r>
+      <w:r>
+        <w:rPr>
+          <w:rFonts w:ascii="Times New Roman" w:hAnsi="Times New Roman" w:cs="Times New Roman"/>
+          <w:b/>
+          <w:bCs/>
+          <w:sz w:val="28"/>
+          <w:szCs w:val="28"/>
+          <w:lang w:val="en-US"/>
+        </w:rPr>
+        <w:t xml:space="preserve">', </w:t>
+      </w:r>
+    </w:p>
+    <w:p>
+      <w:pPr>
+        <w:rPr>
+          <w:rFonts w:ascii="Times New Roman" w:hAnsi="Times New Roman" w:cs="Times New Roman"/>
+          <w:b/>
+          <w:bCs/>
+          <w:sz w:val="28"/>
+          <w:szCs w:val="28"/>
+        </w:rPr>
+      </w:pPr>
+      <w:r>
+        <w:rPr>
+          <w:rFonts w:ascii="Times New Roman" w:hAnsi="Times New Roman" w:cs="Times New Roman"/>
+          <w:b/>
+          <w:bCs/>
+          <w:sz w:val="28"/>
+          <w:szCs w:val="28"/>
+          <w:lang w:val="en-US"/>
+        </w:rPr>
+        <w:t>column='N'</w:t>
+      </w:r>
+    </w:p>
+    <w:p>
+      <w:pPr>
+        <w:rPr>
+          <w:rFonts w:ascii="Times New Roman" w:hAnsi="Times New Roman" w:cs="Times New Roman"/>
+          <w:b/>
+          <w:bCs/>
+          <w:sz w:val="28"/>
+          <w:szCs w:val="28"/>
+        </w:rPr>
+      </w:pPr>
+    </w:p>
+    <w:p>
+      <w:pPr>
+        <w:rPr>
+          <w:rFonts w:ascii="Times New Roman" w:hAnsi="Times New Roman" w:cs="Times New Roman"/>
+          <w:b/>
+          <w:bCs/>
+          <w:sz w:val="28"/>
+          <w:szCs w:val="28"/>
+          <w:lang w:val="en-US"/>
+        </w:rPr>
+      </w:pPr>
+      <w:proofErr w:type="spellStart"/>
+      <w:r>
+        <w:rPr>
+          <w:rFonts w:ascii="Times New Roman" w:hAnsi="Times New Roman" w:cs="Times New Roman"/>
+          <w:b/>
+          <w:bCs/>
+          <w:sz w:val="28"/>
+          <w:szCs w:val="28"/>
+          <w:lang w:val="en-US"/>
+        </w:rPr>
+        <w:t>start_target_name</w:t>
+      </w:r>
+      <w:proofErr w:type="spellEnd"/>
+      <w:r>
+        <w:rPr>
+          <w:rFonts w:ascii="Times New Roman" w:hAnsi="Times New Roman" w:cs="Times New Roman"/>
+          <w:b/>
+          <w:bCs/>
+          <w:sz w:val="28"/>
+          <w:szCs w:val="28"/>
+          <w:lang w:val="en-US"/>
+        </w:rPr>
+        <w:t>='</w:t>
+      </w:r>
+      <w:r>
+        <w:rPr>
+          <w:rFonts w:ascii="Times New Roman" w:hAnsi="Times New Roman" w:cs="Times New Roman"/>
+          <w:b/>
+          <w:bCs/>
+          <w:sz w:val="28"/>
+          <w:szCs w:val="28"/>
+        </w:rPr>
+        <w:t>СКЛАД</w:t>
+      </w:r>
+      <w:r>
+        <w:rPr>
+          <w:rFonts w:ascii="Times New Roman" w:hAnsi="Times New Roman" w:cs="Times New Roman"/>
+          <w:b/>
+          <w:bCs/>
+          <w:sz w:val="28"/>
+          <w:szCs w:val="28"/>
+          <w:lang w:val="en-US"/>
+        </w:rPr>
+        <w:t xml:space="preserve"> </w:t>
+      </w:r>
+      <w:r>
+        <w:rPr>
+          <w:rFonts w:ascii="Times New Roman" w:hAnsi="Times New Roman" w:cs="Times New Roman"/>
+          <w:b/>
+          <w:bCs/>
+          <w:sz w:val="28"/>
+          <w:szCs w:val="28"/>
+        </w:rPr>
+        <w:t>Производства</w:t>
+      </w:r>
+      <w:r>
+        <w:rPr>
+          <w:rFonts w:ascii="Times New Roman" w:hAnsi="Times New Roman" w:cs="Times New Roman"/>
+          <w:b/>
+          <w:bCs/>
+          <w:sz w:val="28"/>
+          <w:szCs w:val="28"/>
+          <w:lang w:val="en-US"/>
+        </w:rPr>
+        <w:t xml:space="preserve">', </w:t>
+      </w:r>
+    </w:p>
+    <w:p>
+      <w:pPr>
+        <w:rPr>
+          <w:rFonts w:ascii="Times New Roman" w:hAnsi="Times New Roman" w:cs="Times New Roman"/>
+          <w:b/>
+          <w:bCs/>
+          <w:sz w:val="28"/>
+          <w:szCs w:val="28"/>
+        </w:rPr>
+      </w:pPr>
+      <w:proofErr w:type="spellStart"/>
+      <w:r>
+        <w:rPr>
+          <w:rFonts w:ascii="Times New Roman" w:hAnsi="Times New Roman" w:cs="Times New Roman"/>
+          <w:b/>
+          <w:bCs/>
+          <w:sz w:val="28"/>
+          <w:szCs w:val="28"/>
+          <w:lang w:val="en-US"/>
+        </w:rPr>
+        <w:t>finish_target_name</w:t>
+      </w:r>
+      <w:proofErr w:type="spellEnd"/>
+      <w:r>
+        <w:rPr>
+          <w:rFonts w:ascii="Times New Roman" w:hAnsi="Times New Roman" w:cs="Times New Roman"/>
+          <w:b/>
+          <w:bCs/>
+          <w:sz w:val="28"/>
+          <w:szCs w:val="28"/>
+          <w:lang w:val="en-US"/>
+        </w:rPr>
+        <w:t>='</w:t>
+      </w:r>
+      <w:r>
+        <w:rPr>
+          <w:rFonts w:ascii="Times New Roman" w:hAnsi="Times New Roman" w:cs="Times New Roman"/>
+          <w:b/>
+          <w:bCs/>
+          <w:sz w:val="28"/>
+          <w:szCs w:val="28"/>
+        </w:rPr>
+        <w:t>ИТОГО</w:t>
+      </w:r>
+      <w:r>
+        <w:rPr>
+          <w:rFonts w:ascii="Times New Roman" w:hAnsi="Times New Roman" w:cs="Times New Roman"/>
+          <w:b/>
+          <w:bCs/>
+          <w:sz w:val="28"/>
+          <w:szCs w:val="28"/>
+          <w:lang w:val="en-US"/>
+        </w:rPr>
+        <w:t xml:space="preserve">:', </w:t>
+      </w:r>
+    </w:p>
+    <w:p>
+      <w:pPr>
+        <w:rPr>
+          <w:rFonts w:ascii="Times New Roman" w:hAnsi="Times New Roman" w:cs="Times New Roman"/>
+          <w:b/>
+          <w:bCs/>
+          <w:sz w:val="28"/>
+          <w:szCs w:val="28"/>
+        </w:rPr>
+      </w:pPr>
+      <w:r>
+        <w:rPr>
+          <w:rFonts w:ascii="Times New Roman" w:hAnsi="Times New Roman" w:cs="Times New Roman"/>
+          <w:b/>
+          <w:bCs/>
+          <w:sz w:val="28"/>
+          <w:szCs w:val="28"/>
+          <w:lang w:val="en-US"/>
+        </w:rPr>
+        <w:t>column='G'</w:t>
+      </w:r>
+    </w:p>
+    <w:p>
+      <w:pPr>
+        <w:rPr>
+          <w:rFonts w:ascii="Times New Roman" w:hAnsi="Times New Roman" w:cs="Times New Roman"/>
+          <w:b/>
+          <w:bCs/>
+          <w:sz w:val="28"/>
+          <w:szCs w:val="28"/>
+        </w:rPr>
+      </w:pPr>
+    </w:p>
+    <w:p>
+      <w:pPr>
+        <w:rPr>
+          <w:rFonts w:ascii="Times New Roman" w:hAnsi="Times New Roman" w:cs="Times New Roman"/>
+          <w:b/>
+          <w:bCs/>
+          <w:sz w:val="28"/>
+          <w:szCs w:val="28"/>
+        </w:rPr>
+      </w:pPr>
+      <w:r>
+        <w:rPr>
+          <w:rFonts w:ascii="Times New Roman" w:hAnsi="Times New Roman" w:cs="Times New Roman"/>
+          <w:b/>
+          <w:bCs/>
+          <w:sz w:val="28"/>
+          <w:szCs w:val="28"/>
+          <w:lang w:val="en-US"/>
+        </w:rPr>
+        <w:t>start</w:t>
+      </w:r>
+      <w:r>
+        <w:rPr>
+          <w:rFonts w:ascii="Times New Roman" w:hAnsi="Times New Roman" w:cs="Times New Roman"/>
+          <w:b/>
+          <w:bCs/>
+          <w:sz w:val="28"/>
+          <w:szCs w:val="28"/>
+        </w:rPr>
+        <w:t>_</w:t>
+      </w:r>
+      <w:r>
+        <w:rPr>
+          <w:rFonts w:ascii="Times New Roman" w:hAnsi="Times New Roman" w:cs="Times New Roman"/>
+          <w:b/>
+          <w:bCs/>
+          <w:sz w:val="28"/>
+          <w:szCs w:val="28"/>
+          <w:lang w:val="en-US"/>
+        </w:rPr>
+        <w:t>target</w:t>
+      </w:r>
+      <w:r>
+        <w:rPr>
+          <w:rFonts w:ascii="Times New Roman" w:hAnsi="Times New Roman" w:cs="Times New Roman"/>
+          <w:b/>
+          <w:bCs/>
+          <w:sz w:val="28"/>
+          <w:szCs w:val="28"/>
+        </w:rPr>
+        <w:t>_</w:t>
+      </w:r>
+      <w:r>
+        <w:rPr>
+          <w:rFonts w:ascii="Times New Roman" w:hAnsi="Times New Roman" w:cs="Times New Roman"/>
+          <w:b/>
+          <w:bCs/>
+          <w:sz w:val="28"/>
+          <w:szCs w:val="28"/>
+          <w:lang w:val="en-US"/>
+        </w:rPr>
+        <w:t>name</w:t>
+      </w:r>
+      <w:r>
+        <w:rPr>
+          <w:rFonts w:ascii="Times New Roman" w:hAnsi="Times New Roman" w:cs="Times New Roman"/>
+          <w:b/>
+          <w:bCs/>
+          <w:sz w:val="28"/>
+          <w:szCs w:val="28"/>
+        </w:rPr>
+        <w:t xml:space="preserve">='СКЛАД СЫРЬЕВЫХ КОМПОНЕНТОВ', </w:t>
+      </w:r>
+    </w:p>
+    <w:p>
+      <w:pPr>
+        <w:rPr>
+          <w:rFonts w:ascii="Times New Roman" w:hAnsi="Times New Roman" w:cs="Times New Roman"/>
+          <w:b/>
+          <w:bCs/>
+          <w:sz w:val="28"/>
+          <w:szCs w:val="28"/>
+        </w:rPr>
+      </w:pPr>
+      <w:r>
+        <w:rPr>
+          <w:rFonts w:ascii="Times New Roman" w:hAnsi="Times New Roman" w:cs="Times New Roman"/>
+          <w:b/>
+          <w:bCs/>
+          <w:sz w:val="28"/>
+          <w:szCs w:val="28"/>
+          <w:lang w:val="en-US"/>
+        </w:rPr>
+        <w:t>finish</w:t>
+      </w:r>
+      <w:r>
+        <w:rPr>
+          <w:rFonts w:ascii="Times New Roman" w:hAnsi="Times New Roman" w:cs="Times New Roman"/>
+          <w:b/>
+          <w:bCs/>
+          <w:sz w:val="28"/>
+          <w:szCs w:val="28"/>
+        </w:rPr>
+        <w:t>_</w:t>
+      </w:r>
+      <w:r>
+        <w:rPr>
+          <w:rFonts w:ascii="Times New Roman" w:hAnsi="Times New Roman" w:cs="Times New Roman"/>
+          <w:b/>
+          <w:bCs/>
+          <w:sz w:val="28"/>
+          <w:szCs w:val="28"/>
+          <w:lang w:val="en-US"/>
+        </w:rPr>
+        <w:t>target</w:t>
+      </w:r>
+      <w:r>
+        <w:rPr>
+          <w:rFonts w:ascii="Times New Roman" w:hAnsi="Times New Roman" w:cs="Times New Roman"/>
+          <w:b/>
+          <w:bCs/>
+          <w:sz w:val="28"/>
+          <w:szCs w:val="28"/>
+        </w:rPr>
+        <w:t>_</w:t>
+      </w:r>
+      <w:r>
+        <w:rPr>
+          <w:rFonts w:ascii="Times New Roman" w:hAnsi="Times New Roman" w:cs="Times New Roman"/>
+          <w:b/>
+          <w:bCs/>
+          <w:sz w:val="28"/>
+          <w:szCs w:val="28"/>
+          <w:lang w:val="en-US"/>
+        </w:rPr>
+        <w:t>name</w:t>
+      </w:r>
+      <w:r>
+        <w:rPr>
+          <w:rFonts w:ascii="Times New Roman" w:hAnsi="Times New Roman" w:cs="Times New Roman"/>
+          <w:b/>
+          <w:bCs/>
+          <w:sz w:val="28"/>
+          <w:szCs w:val="28"/>
+        </w:rPr>
+        <w:t>='Остаток по складу в деньгах',</w:t>
+      </w:r>
+    </w:p>
+    <w:p>
+      <w:pPr>
+        <w:rPr>
+          <w:rFonts w:ascii="Times New Roman" w:hAnsi="Times New Roman" w:cs="Times New Roman"/>
+          <w:b/>
+          <w:bCs/>
+          <w:sz w:val="28"/>
+          <w:szCs w:val="28"/>
+        </w:rPr>
+      </w:pPr>
+      <w:r>
+        <w:rPr>
+          <w:rFonts w:ascii="Times New Roman" w:hAnsi="Times New Roman" w:cs="Times New Roman"/>
+          <w:b/>
+          <w:bCs/>
+          <w:sz w:val="28"/>
+          <w:szCs w:val="28"/>
+        </w:rPr>
+        <w:t xml:space="preserve"> </w:t>
+      </w:r>
+      <w:r>
+        <w:rPr>
+          <w:rFonts w:ascii="Times New Roman" w:hAnsi="Times New Roman" w:cs="Times New Roman"/>
+          <w:b/>
+          <w:bCs/>
+          <w:sz w:val="28"/>
+          <w:szCs w:val="28"/>
+          <w:lang w:val="en-US"/>
+        </w:rPr>
+        <w:t>column</w:t>
+      </w:r>
+      <w:r>
+        <w:rPr>
+          <w:rFonts w:ascii="Times New Roman" w:hAnsi="Times New Roman" w:cs="Times New Roman"/>
+          <w:b/>
+          <w:bCs/>
+          <w:sz w:val="28"/>
+          <w:szCs w:val="28"/>
+        </w:rPr>
+        <w:t>='</w:t>
+      </w:r>
+      <w:r>
+        <w:rPr>
+          <w:rFonts w:ascii="Times New Roman" w:hAnsi="Times New Roman" w:cs="Times New Roman"/>
+          <w:b/>
+          <w:bCs/>
+          <w:sz w:val="28"/>
+          <w:szCs w:val="28"/>
+        </w:rPr>
+        <w:t xml:space="preserve"> </w:t>
+      </w:r>
+      <w:r>
+        <w:rPr>
+          <w:rFonts w:ascii="Times New Roman" w:hAnsi="Times New Roman" w:cs="Times New Roman"/>
+          <w:b/>
+          <w:bCs/>
+          <w:sz w:val="28"/>
+          <w:szCs w:val="28"/>
+          <w:lang w:val="en-US"/>
+        </w:rPr>
+        <w:t>I</w:t>
+      </w:r>
+      <w:r>
+        <w:rPr>
+          <w:rFonts w:ascii="Times New Roman" w:hAnsi="Times New Roman" w:cs="Times New Roman"/>
+          <w:b/>
+          <w:bCs/>
+          <w:sz w:val="28"/>
+          <w:szCs w:val="28"/>
+        </w:rPr>
+        <w:t xml:space="preserve"> </w:t>
+      </w:r>
+      <w:r>
+        <w:rPr>
+          <w:rFonts w:ascii="Times New Roman" w:hAnsi="Times New Roman" w:cs="Times New Roman"/>
+          <w:b/>
+          <w:bCs/>
+          <w:sz w:val="28"/>
+          <w:szCs w:val="28"/>
+        </w:rPr>
+        <w:t>'</w:t>
+      </w:r>
+    </w:p>
+    <w:p>
+      <w:pPr>
+        <w:rPr>
+          <w:rFonts w:ascii="Times New Roman" w:hAnsi="Times New Roman" w:cs="Times New Roman"/>
+          <w:b/>
+          <w:bCs/>
+          <w:sz w:val="28"/>
+          <w:szCs w:val="28"/>
+        </w:rPr>
+      </w:pPr>
+    </w:p>
+    <w:p>
+      <w:pPr>
+        <w:rPr>
+          <w:rFonts w:ascii="Times New Roman" w:hAnsi="Times New Roman" w:cs="Times New Roman"/>
+          <w:b/>
+          <w:bCs/>
+          <w:sz w:val="28"/>
+          <w:szCs w:val="28"/>
+        </w:rPr>
+      </w:pPr>
+      <w:proofErr w:type="spellStart"/>
+      <w:r>
+        <w:rPr>
+          <w:rFonts w:ascii="Times New Roman" w:hAnsi="Times New Roman" w:cs="Times New Roman"/>
+          <w:b/>
+          <w:bCs/>
+          <w:sz w:val="28"/>
+          <w:szCs w:val="28"/>
+          <w:lang w:val="en-US"/>
+        </w:rPr>
+        <w:t>start_target_name</w:t>
+      </w:r>
+      <w:proofErr w:type="spellEnd"/>
+      <w:r>
+        <w:rPr>
+          <w:rFonts w:ascii="Times New Roman" w:hAnsi="Times New Roman" w:cs="Times New Roman"/>
+          <w:b/>
+          <w:bCs/>
+          <w:sz w:val="28"/>
+          <w:szCs w:val="28"/>
+          <w:lang w:val="en-US"/>
+        </w:rPr>
+        <w:t>='</w:t>
+      </w:r>
+      <w:r>
+        <w:rPr>
+          <w:rFonts w:ascii="Times New Roman" w:hAnsi="Times New Roman" w:cs="Times New Roman"/>
+          <w:b/>
+          <w:bCs/>
+          <w:sz w:val="28"/>
+          <w:szCs w:val="28"/>
+        </w:rPr>
+        <w:t>Склад</w:t>
+      </w:r>
+      <w:r>
+        <w:rPr>
+          <w:rFonts w:ascii="Times New Roman" w:hAnsi="Times New Roman" w:cs="Times New Roman"/>
+          <w:b/>
+          <w:bCs/>
+          <w:sz w:val="28"/>
+          <w:szCs w:val="28"/>
+          <w:lang w:val="en-US"/>
+        </w:rPr>
+        <w:t xml:space="preserve"> </w:t>
+      </w:r>
+      <w:r>
+        <w:rPr>
+          <w:rFonts w:ascii="Times New Roman" w:hAnsi="Times New Roman" w:cs="Times New Roman"/>
+          <w:b/>
+          <w:bCs/>
+          <w:sz w:val="28"/>
+          <w:szCs w:val="28"/>
+        </w:rPr>
+        <w:t>Материалов</w:t>
+      </w:r>
+      <w:r>
+        <w:rPr>
+          <w:rFonts w:ascii="Times New Roman" w:hAnsi="Times New Roman" w:cs="Times New Roman"/>
+          <w:b/>
+          <w:bCs/>
+          <w:sz w:val="28"/>
+          <w:szCs w:val="28"/>
+          <w:lang w:val="en-US"/>
+        </w:rPr>
+        <w:t>',</w:t>
+      </w:r>
+    </w:p>
+    <w:p>
+      <w:pPr>
+        <w:rPr>
+          <w:rFonts w:ascii="Times New Roman" w:hAnsi="Times New Roman" w:cs="Times New Roman"/>
+          <w:b/>
+          <w:bCs/>
+          <w:sz w:val="28"/>
+          <w:szCs w:val="28"/>
+        </w:rPr>
+      </w:pPr>
+      <w:proofErr w:type="spellStart"/>
+      <w:r>
+        <w:rPr>
+          <w:rFonts w:ascii="Times New Roman" w:hAnsi="Times New Roman" w:cs="Times New Roman"/>
+          <w:b/>
+          <w:bCs/>
+          <w:sz w:val="28"/>
+          <w:szCs w:val="28"/>
+          <w:lang w:val="en-US"/>
+        </w:rPr>
+        <w:t>finish_target_name</w:t>
+      </w:r>
+      <w:proofErr w:type="spellEnd"/>
+      <w:r>
+        <w:rPr>
+          <w:rFonts w:ascii="Times New Roman" w:hAnsi="Times New Roman" w:cs="Times New Roman"/>
+          <w:b/>
+          <w:bCs/>
+          <w:sz w:val="28"/>
+          <w:szCs w:val="28"/>
+          <w:lang w:val="en-US"/>
+        </w:rPr>
+        <w:t>='</w:t>
+      </w:r>
+      <w:r>
+        <w:rPr>
+          <w:rFonts w:ascii="Times New Roman" w:hAnsi="Times New Roman" w:cs="Times New Roman"/>
+          <w:b/>
+          <w:bCs/>
+          <w:sz w:val="28"/>
+          <w:szCs w:val="28"/>
+        </w:rPr>
+        <w:t>ИТОГО</w:t>
+      </w:r>
+      <w:r>
+        <w:rPr>
+          <w:rFonts w:ascii="Times New Roman" w:hAnsi="Times New Roman" w:cs="Times New Roman"/>
+          <w:b/>
+          <w:bCs/>
+          <w:sz w:val="28"/>
+          <w:szCs w:val="28"/>
+          <w:lang w:val="en-US"/>
+        </w:rPr>
+        <w:t xml:space="preserve">', </w:t>
+      </w:r>
+    </w:p>
+    <w:p>
+      <w:pPr>
+        <w:rPr>
+          <w:rFonts w:ascii="Times New Roman" w:hAnsi="Times New Roman" w:cs="Times New Roman"/>
+          <w:b/>
+          <w:bCs/>
+          <w:sz w:val="28"/>
+          <w:szCs w:val="28"/>
+        </w:rPr>
+      </w:pPr>
+      <w:r>
+        <w:rPr>
+          <w:rFonts w:ascii="Times New Roman" w:hAnsi="Times New Roman" w:cs="Times New Roman"/>
+          <w:b/>
+          <w:bCs/>
+          <w:sz w:val="28"/>
+          <w:szCs w:val="28"/>
+          <w:lang w:val="en-US"/>
+        </w:rPr>
+        <w:t>column</w:t>
+      </w:r>
+      <w:r>
+        <w:rPr>
+          <w:rFonts w:ascii="Times New Roman" w:hAnsi="Times New Roman" w:cs="Times New Roman"/>
+          <w:b/>
+          <w:bCs/>
+          <w:sz w:val="28"/>
+          <w:szCs w:val="28"/>
+        </w:rPr>
+        <w:t>='</w:t>
+      </w:r>
+      <w:r>
+        <w:rPr>
+          <w:rFonts w:ascii="Times New Roman" w:hAnsi="Times New Roman" w:cs="Times New Roman"/>
+          <w:b/>
+          <w:bCs/>
+          <w:sz w:val="28"/>
+          <w:szCs w:val="28"/>
+        </w:rPr>
+        <w:t xml:space="preserve"> </w:t>
+      </w:r>
+      <w:r>
+        <w:rPr>
+          <w:rFonts w:ascii="Times New Roman" w:hAnsi="Times New Roman" w:cs="Times New Roman"/>
+          <w:b/>
+          <w:bCs/>
+          <w:sz w:val="28"/>
+          <w:szCs w:val="28"/>
+          <w:lang w:val="en-US"/>
+        </w:rPr>
+        <w:t>I</w:t>
+      </w:r>
+      <w:r>
+        <w:rPr>
+          <w:rFonts w:ascii="Times New Roman" w:hAnsi="Times New Roman" w:cs="Times New Roman"/>
+          <w:b/>
+          <w:bCs/>
+          <w:sz w:val="28"/>
+          <w:szCs w:val="28"/>
+        </w:rPr>
+        <w:t xml:space="preserve"> </w:t>
+      </w:r>
+      <w:r>
+        <w:rPr>
+          <w:rFonts w:ascii="Times New Roman" w:hAnsi="Times New Roman" w:cs="Times New Roman"/>
+          <w:b/>
+          <w:bCs/>
+          <w:sz w:val="28"/>
+          <w:szCs w:val="28"/>
+        </w:rPr>
+        <w:t>'</w:t>
+      </w:r>
+    </w:p>
+    <w:p>
+      <w:pPr>
+        <w:rPr>
+          <w:rFonts w:ascii="Times New Roman" w:hAnsi="Times New Roman" w:cs="Times New Roman"/>
+          <w:sz w:val="28"/>
+          <w:szCs w:val="28"/>
+        </w:rPr>
+      </w:pPr>
+    </w:p>
+    <w:p>
+      <w:pPr>
+        <w:rPr>
+          <w:rFonts w:ascii="Times New Roman" w:hAnsi="Times New Roman" w:cs="Times New Roman"/>
+          <w:sz w:val="28"/>
+          <w:szCs w:val="28"/>
+        </w:rPr>
+      </w:pPr>
+      <w:r>
+        <w:rPr>
+          <w:rFonts w:ascii="Times New Roman" w:hAnsi="Times New Roman" w:cs="Times New Roman"/>
+          <w:sz w:val="28"/>
+          <w:szCs w:val="28"/>
+        </w:rPr>
+        <w:t>Начало и конец таблиц в столбце А,</w:t>
+      </w:r>
+      <w:r>
+        <w:rPr>
+          <w:rFonts w:ascii="Times New Roman" w:hAnsi="Times New Roman" w:cs="Times New Roman"/>
+          <w:sz w:val="28"/>
+          <w:szCs w:val="28"/>
+        </w:rPr>
+        <w:t xml:space="preserve"> (</w:t>
+      </w:r>
+      <w:r>
+        <w:rPr>
+          <w:rFonts w:ascii="Times New Roman" w:hAnsi="Times New Roman" w:cs="Times New Roman"/>
+          <w:sz w:val="28"/>
+          <w:szCs w:val="28"/>
+          <w:lang w:val="en-US"/>
+        </w:rPr>
+        <w:t>start</w:t>
+      </w:r>
+      <w:r>
+        <w:rPr>
+          <w:rFonts w:ascii="Times New Roman" w:hAnsi="Times New Roman" w:cs="Times New Roman"/>
+          <w:sz w:val="28"/>
+          <w:szCs w:val="28"/>
+        </w:rPr>
+        <w:t xml:space="preserve">, </w:t>
+      </w:r>
+      <w:r>
+        <w:rPr>
+          <w:rFonts w:ascii="Times New Roman" w:hAnsi="Times New Roman" w:cs="Times New Roman"/>
+          <w:sz w:val="28"/>
+          <w:szCs w:val="28"/>
+          <w:lang w:val="en-US"/>
+        </w:rPr>
+        <w:t>finish</w:t>
+      </w:r>
+      <w:r>
+        <w:rPr>
+          <w:rFonts w:ascii="Times New Roman" w:hAnsi="Times New Roman" w:cs="Times New Roman"/>
+          <w:sz w:val="28"/>
+          <w:szCs w:val="28"/>
+        </w:rPr>
+        <w:t>) должны называться именно так.</w:t>
+      </w:r>
+    </w:p>
+    <w:p>
+      <w:pPr>
+        <w:rPr>
+          <w:rFonts w:ascii="Times New Roman" w:hAnsi="Times New Roman" w:cs="Times New Roman"/>
+          <w:sz w:val="28"/>
+          <w:szCs w:val="28"/>
+        </w:rPr>
+      </w:pPr>
+    </w:p>
+    <w:p>
+      <w:pPr>
+        <w:rPr>
+          <w:rFonts w:ascii="Times New Roman" w:hAnsi="Times New Roman" w:cs="Times New Roman"/>
+          <w:sz w:val="28"/>
+          <w:szCs w:val="28"/>
+        </w:rPr>
+      </w:pPr>
+      <w:r>
+        <w:rPr>
+          <w:rFonts w:ascii="Times New Roman" w:hAnsi="Times New Roman" w:cs="Times New Roman"/>
+          <w:sz w:val="28"/>
+          <w:szCs w:val="28"/>
+        </w:rPr>
+        <w:t>В файле Сальдо идёт запись с включенными в ячейку значениями:</w:t>
+      </w:r>
+    </w:p>
+    <w:p>
+      <w:pPr>
+        <w:rPr>
+          <w:rFonts w:ascii="Times New Roman" w:hAnsi="Times New Roman" w:cs="Times New Roman"/>
+          <w:b/>
+          <w:bCs/>
+          <w:sz w:val="28"/>
+          <w:szCs w:val="28"/>
+        </w:rPr>
+      </w:pPr>
+      <w:r>
+        <w:rPr>
+          <w:rFonts w:ascii="Times New Roman" w:hAnsi="Times New Roman" w:cs="Times New Roman"/>
+          <w:b/>
+          <w:bCs/>
+          <w:sz w:val="28"/>
+          <w:szCs w:val="28"/>
+        </w:rPr>
+        <w:t>            'Склад (комплектующие)'</w:t>
+      </w:r>
+    </w:p>
+    <w:p>
+      <w:pPr>
+        <w:rPr>
+          <w:rFonts w:ascii="Times New Roman" w:hAnsi="Times New Roman" w:cs="Times New Roman"/>
+          <w:b/>
+          <w:bCs/>
+          <w:sz w:val="28"/>
+          <w:szCs w:val="28"/>
+        </w:rPr>
+      </w:pPr>
+      <w:r>
+        <w:rPr>
+          <w:rFonts w:ascii="Times New Roman" w:hAnsi="Times New Roman" w:cs="Times New Roman"/>
+          <w:b/>
+          <w:bCs/>
+          <w:sz w:val="28"/>
+          <w:szCs w:val="28"/>
+        </w:rPr>
+        <w:t>            'Склад (сырье)'</w:t>
+      </w:r>
+    </w:p>
+    <w:p>
+      <w:pPr>
+        <w:rPr>
+          <w:rFonts w:ascii="Times New Roman" w:hAnsi="Times New Roman" w:cs="Times New Roman"/>
+          <w:b/>
+          <w:bCs/>
+          <w:sz w:val="28"/>
+          <w:szCs w:val="28"/>
+        </w:rPr>
+      </w:pPr>
+      <w:r>
+        <w:rPr>
+          <w:rFonts w:ascii="Times New Roman" w:hAnsi="Times New Roman" w:cs="Times New Roman"/>
+          <w:b/>
+          <w:bCs/>
+          <w:sz w:val="28"/>
+          <w:szCs w:val="28"/>
+        </w:rPr>
+        <w:t>            'Склад (полуфабрикаты)'</w:t>
+      </w:r>
+    </w:p>
+    <w:p>
+      <w:pPr>
+        <w:rPr>
+          <w:rFonts w:ascii="Times New Roman" w:hAnsi="Times New Roman" w:cs="Times New Roman"/>
+          <w:b/>
+          <w:bCs/>
+          <w:sz w:val="28"/>
+          <w:szCs w:val="28"/>
+        </w:rPr>
+      </w:pPr>
+      <w:r>
+        <w:rPr>
+          <w:rFonts w:ascii="Times New Roman" w:hAnsi="Times New Roman" w:cs="Times New Roman"/>
+          <w:b/>
+          <w:bCs/>
+          <w:sz w:val="28"/>
+          <w:szCs w:val="28"/>
+        </w:rPr>
+        <w:t>            'Склад (готовая продукция'</w:t>
+      </w:r>
+    </w:p>
+    <w:p>
+      <w:pPr>
+        <w:rPr>
+          <w:rFonts w:ascii="Times New Roman" w:hAnsi="Times New Roman" w:cs="Times New Roman"/>
+          <w:b/>
+          <w:bCs/>
+          <w:sz w:val="28"/>
+          <w:szCs w:val="28"/>
+        </w:rPr>
+      </w:pPr>
+      <w:r>
+        <w:rPr>
+          <w:noProof/>
+        </w:rPr>
+        <w:lastRenderedPageBreak/>
+        <w:drawing>
+          <wp:inline distT="0" distB="0" distL="0" distR="0" wp14:anchorId="743855A0" wp14:editId="728E7BBA">
+            <wp:extent cx="3152381" cy="819048"/>
+            <wp:effectExtent l="0" t="0" r="0" b="635"/>
+            <wp:docPr id="546662973" name="Рисунок 1" descr="Изображение выглядит как текст, Шрифт, снимок экрана, линия&#10;&#10;Содержимое, созданное искусственным интеллектом, может быть неверным."/>
+            <wp:cNvGraphicFramePr>
+              <a:graphicFrameLocks xmlns:a="http://schemas.openxmlformats.org/drawingml/2006/main" noChangeAspect="1"/>
+            </wp:cNvGraphicFramePr>
+            <a:graphic xmlns:a="http://schemas.openxmlformats.org/drawingml/2006/main">
+              <a:graphicData uri="http://schemas.openxmlformats.org/drawingml/2006/picture">
+                <pic:pic xmlns:pic="http://schemas.openxmlformats.org/drawingml/2006/picture">
+                  <pic:nvPicPr>
+                    <pic:cNvPr id="546662973" name="Рисунок 1" descr="Изображение выглядит как текст, Шрифт, снимок экрана, линия&#10;&#10;Содержимое, созданное искусственным интеллектом, может быть неверным."/>
+                    <pic:cNvPicPr/>
+                  </pic:nvPicPr>
+                  <pic:blipFill>
+                    <a:blip r:embed="rId49"/>
+                    <a:stretch>
+                      <a:fillRect/>
+                    </a:stretch>
+                  </pic:blipFill>
+                  <pic:spPr>
+                    <a:xfrm>
+                      <a:off x="0" y="0"/>
+                      <a:ext cx="3152381" cy="819048"/>
+                    </a:xfrm>
+                    <a:prstGeom prst="rect">
+                      <a:avLst/>
+                    </a:prstGeom>
+                  </pic:spPr>
+                </pic:pic>
+              </a:graphicData>
+            </a:graphic>
+          </wp:inline>
+        </w:drawing>
+      </w:r>
+    </w:p>
+    <w:p>
+      <w:pPr>
+        <w:rPr>
+          <w:rFonts w:ascii="Times New Roman" w:hAnsi="Times New Roman" w:cs="Times New Roman"/>
+          <w:sz w:val="28"/>
+          <w:szCs w:val="28"/>
+        </w:rPr>
+      </w:pPr>
+      <w:r>
+        <w:rPr>
+          <w:rFonts w:ascii="Times New Roman" w:hAnsi="Times New Roman" w:cs="Times New Roman"/>
+          <w:sz w:val="28"/>
+          <w:szCs w:val="28"/>
+        </w:rPr>
+        <w:t>То есть ячейки могут называться и «</w:t>
+      </w:r>
+      <w:r>
+        <w:rPr>
+          <w:rFonts w:ascii="Times New Roman" w:hAnsi="Times New Roman" w:cs="Times New Roman"/>
+          <w:sz w:val="28"/>
+          <w:szCs w:val="28"/>
+        </w:rPr>
+        <w:t>Склад (комплектующие)</w:t>
+      </w:r>
+      <w:proofErr w:type="spellStart"/>
+      <w:r>
+        <w:rPr>
+          <w:rFonts w:ascii="Times New Roman" w:hAnsi="Times New Roman" w:cs="Times New Roman"/>
+          <w:sz w:val="28"/>
+          <w:szCs w:val="28"/>
+        </w:rPr>
+        <w:t>ауцауцуцп</w:t>
+      </w:r>
+      <w:proofErr w:type="spellEnd"/>
+      <w:r>
+        <w:rPr>
+          <w:rFonts w:ascii="Times New Roman" w:hAnsi="Times New Roman" w:cs="Times New Roman"/>
+          <w:sz w:val="28"/>
+          <w:szCs w:val="28"/>
+        </w:rPr>
+        <w:t>»</w:t>
+      </w:r>
+    </w:p>
+    <w:p>
+      <w:pPr>
+        <w:rPr>
+          <w:rFonts w:ascii="Times New Roman" w:hAnsi="Times New Roman" w:cs="Times New Roman"/>
+          <w:sz w:val="28"/>
+          <w:szCs w:val="28"/>
+        </w:rPr>
+      </w:pPr>
+      <w:r>
+        <w:rPr>
+          <w:rFonts w:ascii="Times New Roman" w:hAnsi="Times New Roman" w:cs="Times New Roman"/>
+          <w:sz w:val="28"/>
+          <w:szCs w:val="28"/>
+        </w:rPr>
+        <w:t>Программа всё равно её найдет, главное, чтобы указанные слова выше содержались в ней.</w:t>
+      </w:r>
+    </w:p>
+    <w:p>
+      <w:pPr>
         <w:rPr>
           <w:rFonts w:ascii="Times New Roman" w:hAnsi="Times New Roman" w:cs="Times New Roman"/>
           <w:sz w:val="28"/>
@@ -6105,7 +7238,7 @@
                     <pic:cNvPicPr/>
                   </pic:nvPicPr>
                   <pic:blipFill>
-                    <a:blip r:embed="rId49" cstate="print">
+                    <a:blip r:embed="rId50" cstate="print">
                       <a:extLst>
                         <a:ext uri="{28A0092B-C50C-407E-A947-70E740481C1C}">
                           <a14:useLocalDpi xmlns:a14="http://schemas.microsoft.com/office/drawing/2010/main" val="0"/>
@@ -6139,7 +7272,7 @@
       </w:r>
     </w:p>
     <w:sectPr>
-      <w:footerReference w:type="default" r:id="rId50"/>
+      <w:footerReference w:type="default" r:id="rId51"/>
       <w:pgSz w:w="11906" w:h="16838"/>
       <w:pgMar w:top="1134" w:right="850" w:bottom="1134" w:left="1701" w:header="708" w:footer="708" w:gutter="0"/>
       <w:cols w:space="708"/>
